--- a/index.html.docx
+++ b/index.html.docx
@@ -74,7 +74,7 @@
       </w:r>
       <w:proofErr w:type="gramEnd"/>
       <w:r>
-        <w:t>Blog Entry Demo&lt;/title&gt;</w:t>
+        <w:t>Modern Product Card&lt;/title&gt;</w:t>
       </w:r>
     </w:p>
     <w:p>
@@ -92,6 +92,11 @@
     </w:p>
     <w:p>
       <w:r>
+        <w:t xml:space="preserve">        /* --- 1. RESET &amp; CÀI ĐẶT CHUNG --- */</w:t>
+      </w:r>
+    </w:p>
+    <w:p>
+      <w:r>
         <w:t xml:space="preserve">        * {</w:t>
       </w:r>
     </w:p>
@@ -144,7 +149,7 @@
       </w:r>
       <w:proofErr w:type="gramEnd"/>
       <w:r>
-        <w:t>: Arial, sans-serif;</w:t>
+        <w:t>: 'Segoe UI', Roboto, Helvetica, Arial, sans-serif;</w:t>
       </w:r>
     </w:p>
     <w:p>
@@ -176,7 +181,59 @@
       </w:r>
       <w:proofErr w:type="gramEnd"/>
       <w:r>
-        <w:t>: #f5f7f8;</w:t>
+        <w:t>: #f4f6f9;</w:t>
+      </w:r>
+    </w:p>
+    <w:p>
+      <w:r>
+        <w:t xml:space="preserve">            </w:t>
+      </w:r>
+      <w:proofErr w:type="gramStart"/>
+      <w:r>
+        <w:t>display</w:t>
+      </w:r>
+      <w:proofErr w:type="gramEnd"/>
+      <w:r>
+        <w:t>: flex;</w:t>
+      </w:r>
+    </w:p>
+    <w:p>
+      <w:r>
+        <w:t xml:space="preserve">            </w:t>
+      </w:r>
+      <w:proofErr w:type="gramStart"/>
+      <w:r>
+        <w:t>justify-content</w:t>
+      </w:r>
+      <w:proofErr w:type="gramEnd"/>
+      <w:r>
+        <w:t>: center;</w:t>
+      </w:r>
+    </w:p>
+    <w:p>
+      <w:r>
+        <w:t xml:space="preserve">            </w:t>
+      </w:r>
+      <w:proofErr w:type="gramStart"/>
+      <w:r>
+        <w:t>align-items</w:t>
+      </w:r>
+      <w:proofErr w:type="gramEnd"/>
+      <w:r>
+        <w:t>: center;</w:t>
+      </w:r>
+    </w:p>
+    <w:p>
+      <w:r>
+        <w:t xml:space="preserve">            </w:t>
+      </w:r>
+      <w:proofErr w:type="gramStart"/>
+      <w:r>
+        <w:t>min-height</w:t>
+      </w:r>
+      <w:proofErr w:type="gramEnd"/>
+      <w:r>
+        <w:t>: 100vh;</w:t>
       </w:r>
     </w:p>
     <w:p>
@@ -189,7 +246,380 @@
       </w:r>
       <w:proofErr w:type="gramEnd"/>
       <w:r>
-        <w:t>: 40px 20px;</w:t>
+        <w:t>: 20px;</w:t>
+      </w:r>
+    </w:p>
+    <w:p>
+      <w:r>
+        <w:t xml:space="preserve">        }</w:t>
+      </w:r>
+    </w:p>
+    <w:p/>
+    <w:p>
+      <w:r>
+        <w:t xml:space="preserve">        /* --- 2. LAYOUT THẺ SẢN PHẨM --- */</w:t>
+      </w:r>
+    </w:p>
+    <w:p>
+      <w:r>
+        <w:t xml:space="preserve">        .product-card {</w:t>
+      </w:r>
+    </w:p>
+    <w:p>
+      <w:r>
+        <w:t xml:space="preserve">            </w:t>
+      </w:r>
+      <w:proofErr w:type="gramStart"/>
+      <w:r>
+        <w:t>width</w:t>
+      </w:r>
+      <w:proofErr w:type="gramEnd"/>
+      <w:r>
+        <w:t>: 320px;</w:t>
+      </w:r>
+    </w:p>
+    <w:p>
+      <w:r>
+        <w:t xml:space="preserve">            </w:t>
+      </w:r>
+      <w:proofErr w:type="gramStart"/>
+      <w:r>
+        <w:t>background</w:t>
+      </w:r>
+      <w:proofErr w:type="gramEnd"/>
+      <w:r>
+        <w:t>: #ffffff;</w:t>
+      </w:r>
+    </w:p>
+    <w:p>
+      <w:r>
+        <w:t xml:space="preserve">            </w:t>
+      </w:r>
+      <w:proofErr w:type="gramStart"/>
+      <w:r>
+        <w:t>border-radius</w:t>
+      </w:r>
+      <w:proofErr w:type="gramEnd"/>
+      <w:r>
+        <w:t>: 16px;</w:t>
+      </w:r>
+    </w:p>
+    <w:p>
+      <w:r>
+        <w:lastRenderedPageBreak/>
+        <w:t xml:space="preserve">            </w:t>
+      </w:r>
+      <w:proofErr w:type="gramStart"/>
+      <w:r>
+        <w:t>box-shadow</w:t>
+      </w:r>
+      <w:proofErr w:type="gramEnd"/>
+      <w:r>
+        <w:t>: 0 10px 30px rgba(0, 0, 0, 0.05);</w:t>
+      </w:r>
+    </w:p>
+    <w:p>
+      <w:r>
+        <w:t xml:space="preserve">            </w:t>
+      </w:r>
+      <w:proofErr w:type="gramStart"/>
+      <w:r>
+        <w:t>overflow</w:t>
+      </w:r>
+      <w:proofErr w:type="gramEnd"/>
+      <w:r>
+        <w:t>: hidden;</w:t>
+      </w:r>
+    </w:p>
+    <w:p>
+      <w:r>
+        <w:t xml:space="preserve">            </w:t>
+      </w:r>
+      <w:proofErr w:type="gramStart"/>
+      <w:r>
+        <w:t>position</w:t>
+      </w:r>
+      <w:proofErr w:type="gramEnd"/>
+      <w:r>
+        <w:t>: relative;</w:t>
+      </w:r>
+    </w:p>
+    <w:p>
+      <w:r>
+        <w:t xml:space="preserve">            </w:t>
+      </w:r>
+      <w:proofErr w:type="gramStart"/>
+      <w:r>
+        <w:t>transition</w:t>
+      </w:r>
+      <w:proofErr w:type="gramEnd"/>
+      <w:r>
+        <w:t>: all 0.3s ease;</w:t>
+      </w:r>
+    </w:p>
+    <w:p>
+      <w:r>
+        <w:t xml:space="preserve">        }</w:t>
+      </w:r>
+    </w:p>
+    <w:p/>
+    <w:p>
+      <w:r>
+        <w:t xml:space="preserve">        /* Hiệu ứng nhấc lên nhẹ khi hover */</w:t>
+      </w:r>
+    </w:p>
+    <w:p>
+      <w:r>
+        <w:t xml:space="preserve">        .product-card</w:t>
+      </w:r>
+      <w:proofErr w:type="gramStart"/>
+      <w:r>
+        <w:t>:hover</w:t>
+      </w:r>
+      <w:proofErr w:type="gramEnd"/>
+      <w:r>
+        <w:t xml:space="preserve"> {</w:t>
+      </w:r>
+    </w:p>
+    <w:p>
+      <w:r>
+        <w:t xml:space="preserve">            </w:t>
+      </w:r>
+      <w:proofErr w:type="gramStart"/>
+      <w:r>
+        <w:t>transform</w:t>
+      </w:r>
+      <w:proofErr w:type="gramEnd"/>
+      <w:r>
+        <w:t>: translateY(-8px);</w:t>
+      </w:r>
+    </w:p>
+    <w:p>
+      <w:r>
+        <w:t xml:space="preserve">            </w:t>
+      </w:r>
+      <w:proofErr w:type="gramStart"/>
+      <w:r>
+        <w:t>box-shadow</w:t>
+      </w:r>
+      <w:proofErr w:type="gramEnd"/>
+      <w:r>
+        <w:t>: 0 20px 40px rgba(0, 0, 0, 0.12);</w:t>
+      </w:r>
+    </w:p>
+    <w:p>
+      <w:r>
+        <w:t xml:space="preserve">        }</w:t>
+      </w:r>
+    </w:p>
+    <w:p/>
+    <w:p>
+      <w:r>
+        <w:t xml:space="preserve">        /* Nhãn "Giảm giá / Hot" */</w:t>
+      </w:r>
+    </w:p>
+    <w:p>
+      <w:r>
+        <w:t xml:space="preserve">        .badge {</w:t>
+      </w:r>
+    </w:p>
+    <w:p>
+      <w:r>
+        <w:t xml:space="preserve">            </w:t>
+      </w:r>
+      <w:proofErr w:type="gramStart"/>
+      <w:r>
+        <w:t>position</w:t>
+      </w:r>
+      <w:proofErr w:type="gramEnd"/>
+      <w:r>
+        <w:t>: absolute;</w:t>
+      </w:r>
+    </w:p>
+    <w:p>
+      <w:r>
+        <w:t xml:space="preserve">            </w:t>
+      </w:r>
+      <w:proofErr w:type="gramStart"/>
+      <w:r>
+        <w:t>left</w:t>
+      </w:r>
+      <w:proofErr w:type="gramEnd"/>
+      <w:r>
+        <w:t>: 15px;</w:t>
+      </w:r>
+    </w:p>
+    <w:p>
+      <w:r>
+        <w:t xml:space="preserve">            </w:t>
+      </w:r>
+      <w:proofErr w:type="gramStart"/>
+      <w:r>
+        <w:t>top</w:t>
+      </w:r>
+      <w:proofErr w:type="gramEnd"/>
+      <w:r>
+        <w:t>: 15px;</w:t>
+      </w:r>
+    </w:p>
+    <w:p>
+      <w:r>
+        <w:t xml:space="preserve">            </w:t>
+      </w:r>
+      <w:proofErr w:type="gramStart"/>
+      <w:r>
+        <w:t>background</w:t>
+      </w:r>
+      <w:proofErr w:type="gramEnd"/>
+      <w:r>
+        <w:t>: #ff4757;</w:t>
+      </w:r>
+    </w:p>
+    <w:p>
+      <w:r>
+        <w:t xml:space="preserve">            </w:t>
+      </w:r>
+      <w:proofErr w:type="gramStart"/>
+      <w:r>
+        <w:t>color</w:t>
+      </w:r>
+      <w:proofErr w:type="gramEnd"/>
+      <w:r>
+        <w:t>: #fff;</w:t>
+      </w:r>
+    </w:p>
+    <w:p>
+      <w:r>
+        <w:t xml:space="preserve">            </w:t>
+      </w:r>
+      <w:proofErr w:type="gramStart"/>
+      <w:r>
+        <w:t>font-size</w:t>
+      </w:r>
+      <w:proofErr w:type="gramEnd"/>
+      <w:r>
+        <w:t>: 12px;</w:t>
+      </w:r>
+    </w:p>
+    <w:p>
+      <w:r>
+        <w:t xml:space="preserve">            </w:t>
+      </w:r>
+      <w:proofErr w:type="gramStart"/>
+      <w:r>
+        <w:t>font-weight</w:t>
+      </w:r>
+      <w:proofErr w:type="gramEnd"/>
+      <w:r>
+        <w:t>: 700;</w:t>
+      </w:r>
+    </w:p>
+    <w:p>
+      <w:r>
+        <w:t xml:space="preserve">            </w:t>
+      </w:r>
+      <w:proofErr w:type="gramStart"/>
+      <w:r>
+        <w:t>padding</w:t>
+      </w:r>
+      <w:proofErr w:type="gramEnd"/>
+      <w:r>
+        <w:t>: 4px 10px;</w:t>
+      </w:r>
+    </w:p>
+    <w:p>
+      <w:r>
+        <w:t xml:space="preserve">            </w:t>
+      </w:r>
+      <w:proofErr w:type="gramStart"/>
+      <w:r>
+        <w:t>border-radius</w:t>
+      </w:r>
+      <w:proofErr w:type="gramEnd"/>
+      <w:r>
+        <w:t>: 20px;</w:t>
+      </w:r>
+    </w:p>
+    <w:p>
+      <w:r>
+        <w:t xml:space="preserve">            </w:t>
+      </w:r>
+      <w:proofErr w:type="gramStart"/>
+      <w:r>
+        <w:t>text-transform</w:t>
+      </w:r>
+      <w:proofErr w:type="gramEnd"/>
+      <w:r>
+        <w:t>: uppercase;</w:t>
+      </w:r>
+    </w:p>
+    <w:p>
+      <w:r>
+        <w:t xml:space="preserve">            </w:t>
+      </w:r>
+      <w:proofErr w:type="gramStart"/>
+      <w:r>
+        <w:t>z-index</w:t>
+      </w:r>
+      <w:proofErr w:type="gramEnd"/>
+      <w:r>
+        <w:t>: 10;</w:t>
+      </w:r>
+    </w:p>
+    <w:p>
+      <w:r>
+        <w:t xml:space="preserve">        }</w:t>
+      </w:r>
+    </w:p>
+    <w:p/>
+    <w:p>
+      <w:r>
+        <w:t xml:space="preserve">        /* --- 3. KHU VỰC HÌNH ẢNH --- */</w:t>
+      </w:r>
+    </w:p>
+    <w:p>
+      <w:r>
+        <w:t xml:space="preserve">        .product-tumb {</w:t>
+      </w:r>
+    </w:p>
+    <w:p>
+      <w:r>
+        <w:lastRenderedPageBreak/>
+        <w:t xml:space="preserve">            </w:t>
+      </w:r>
+      <w:proofErr w:type="gramStart"/>
+      <w:r>
+        <w:t>height</w:t>
+      </w:r>
+      <w:proofErr w:type="gramEnd"/>
+      <w:r>
+        <w:t>: 240px;</w:t>
+      </w:r>
+    </w:p>
+    <w:p>
+      <w:r>
+        <w:t xml:space="preserve">            </w:t>
+      </w:r>
+      <w:proofErr w:type="gramStart"/>
+      <w:r>
+        <w:t>padding</w:t>
+      </w:r>
+      <w:proofErr w:type="gramEnd"/>
+      <w:r>
+        <w:t>: 20px;</w:t>
+      </w:r>
+    </w:p>
+    <w:p>
+      <w:r>
+        <w:t xml:space="preserve">            </w:t>
+      </w:r>
+      <w:proofErr w:type="gramStart"/>
+      <w:r>
+        <w:t>background</w:t>
+      </w:r>
+      <w:proofErr w:type="gramEnd"/>
+      <w:r>
+        <w:t>: #fcfcfc;</w:t>
       </w:r>
     </w:p>
     <w:p>
@@ -211,6 +641,19 @@
       </w:r>
       <w:proofErr w:type="gramStart"/>
       <w:r>
+        <w:t>align-items</w:t>
+      </w:r>
+      <w:proofErr w:type="gramEnd"/>
+      <w:r>
+        <w:t>: center;</w:t>
+      </w:r>
+    </w:p>
+    <w:p>
+      <w:r>
+        <w:t xml:space="preserve">            </w:t>
+      </w:r>
+      <w:proofErr w:type="gramStart"/>
+      <w:r>
         <w:t>justify-content</w:t>
       </w:r>
       <w:proofErr w:type="gramEnd"/>
@@ -220,18 +663,662 @@
     </w:p>
     <w:p>
       <w:r>
+        <w:t xml:space="preserve">            </w:t>
+      </w:r>
+      <w:proofErr w:type="gramStart"/>
+      <w:r>
+        <w:t>overflow</w:t>
+      </w:r>
+      <w:proofErr w:type="gramEnd"/>
+      <w:r>
+        <w:t>: hidden;</w:t>
+      </w:r>
+    </w:p>
+    <w:p>
+      <w:r>
         <w:t xml:space="preserve">        }</w:t>
       </w:r>
     </w:p>
     <w:p/>
     <w:p>
       <w:r>
-        <w:t xml:space="preserve">        /* --- CẤU TRÚC BLOG ENTRY --- */</w:t>
-      </w:r>
-    </w:p>
-    <w:p>
-      <w:r>
-        <w:t xml:space="preserve">        .blog-entry {</w:t>
+        <w:t xml:space="preserve">        .product-tumb img {</w:t>
+      </w:r>
+    </w:p>
+    <w:p>
+      <w:r>
+        <w:t xml:space="preserve">            </w:t>
+      </w:r>
+      <w:proofErr w:type="gramStart"/>
+      <w:r>
+        <w:t>max-width</w:t>
+      </w:r>
+      <w:proofErr w:type="gramEnd"/>
+      <w:r>
+        <w:t>: 100%;</w:t>
+      </w:r>
+    </w:p>
+    <w:p>
+      <w:r>
+        <w:t xml:space="preserve">            </w:t>
+      </w:r>
+      <w:proofErr w:type="gramStart"/>
+      <w:r>
+        <w:t>max-height</w:t>
+      </w:r>
+      <w:proofErr w:type="gramEnd"/>
+      <w:r>
+        <w:t>: 100%;</w:t>
+      </w:r>
+    </w:p>
+    <w:p>
+      <w:r>
+        <w:t xml:space="preserve">            </w:t>
+      </w:r>
+      <w:proofErr w:type="gramStart"/>
+      <w:r>
+        <w:t>object-fit</w:t>
+      </w:r>
+      <w:proofErr w:type="gramEnd"/>
+      <w:r>
+        <w:t>: contain;</w:t>
+      </w:r>
+    </w:p>
+    <w:p>
+      <w:r>
+        <w:t xml:space="preserve">            </w:t>
+      </w:r>
+      <w:proofErr w:type="gramStart"/>
+      <w:r>
+        <w:t>transition</w:t>
+      </w:r>
+      <w:proofErr w:type="gramEnd"/>
+      <w:r>
+        <w:t>: transform 0.5s ease;</w:t>
+      </w:r>
+    </w:p>
+    <w:p>
+      <w:r>
+        <w:t xml:space="preserve">        }</w:t>
+      </w:r>
+    </w:p>
+    <w:p/>
+    <w:p>
+      <w:r>
+        <w:t xml:space="preserve">        /* Zoom nhẹ ảnh khi hover vào card */</w:t>
+      </w:r>
+    </w:p>
+    <w:p>
+      <w:r>
+        <w:t xml:space="preserve">        .product-card</w:t>
+      </w:r>
+      <w:proofErr w:type="gramStart"/>
+      <w:r>
+        <w:t>:hover</w:t>
+      </w:r>
+      <w:proofErr w:type="gramEnd"/>
+      <w:r>
+        <w:t xml:space="preserve"> .product-tumb img {</w:t>
+      </w:r>
+    </w:p>
+    <w:p>
+      <w:r>
+        <w:t xml:space="preserve">            </w:t>
+      </w:r>
+      <w:proofErr w:type="gramStart"/>
+      <w:r>
+        <w:t>transform</w:t>
+      </w:r>
+      <w:proofErr w:type="gramEnd"/>
+      <w:r>
+        <w:t>: scale(1.08);</w:t>
+      </w:r>
+    </w:p>
+    <w:p>
+      <w:r>
+        <w:t xml:space="preserve">        }</w:t>
+      </w:r>
+    </w:p>
+    <w:p/>
+    <w:p>
+      <w:r>
+        <w:t xml:space="preserve">        /* --- 4. CHI TIẾT SẢN PHẨM --- */</w:t>
+      </w:r>
+    </w:p>
+    <w:p>
+      <w:r>
+        <w:t xml:space="preserve">        .product-details {</w:t>
+      </w:r>
+    </w:p>
+    <w:p>
+      <w:r>
+        <w:t xml:space="preserve">            </w:t>
+      </w:r>
+      <w:proofErr w:type="gramStart"/>
+      <w:r>
+        <w:t>padding</w:t>
+      </w:r>
+      <w:proofErr w:type="gramEnd"/>
+      <w:r>
+        <w:t>: 25px;</w:t>
+      </w:r>
+    </w:p>
+    <w:p>
+      <w:r>
+        <w:t xml:space="preserve">        }</w:t>
+      </w:r>
+    </w:p>
+    <w:p/>
+    <w:p>
+      <w:r>
+        <w:t xml:space="preserve">        .product-catagory {</w:t>
+      </w:r>
+    </w:p>
+    <w:p>
+      <w:r>
+        <w:t xml:space="preserve">            </w:t>
+      </w:r>
+      <w:proofErr w:type="gramStart"/>
+      <w:r>
+        <w:t>display</w:t>
+      </w:r>
+      <w:proofErr w:type="gramEnd"/>
+      <w:r>
+        <w:t>: block;</w:t>
+      </w:r>
+    </w:p>
+    <w:p>
+      <w:r>
+        <w:t xml:space="preserve">            </w:t>
+      </w:r>
+      <w:proofErr w:type="gramStart"/>
+      <w:r>
+        <w:t>font-size</w:t>
+      </w:r>
+      <w:proofErr w:type="gramEnd"/>
+      <w:r>
+        <w:t>: 11px;</w:t>
+      </w:r>
+    </w:p>
+    <w:p>
+      <w:r>
+        <w:lastRenderedPageBreak/>
+        <w:t xml:space="preserve">            </w:t>
+      </w:r>
+      <w:proofErr w:type="gramStart"/>
+      <w:r>
+        <w:t>font-weight</w:t>
+      </w:r>
+      <w:proofErr w:type="gramEnd"/>
+      <w:r>
+        <w:t>: 700;</w:t>
+      </w:r>
+    </w:p>
+    <w:p>
+      <w:r>
+        <w:t xml:space="preserve">            </w:t>
+      </w:r>
+      <w:proofErr w:type="gramStart"/>
+      <w:r>
+        <w:t>text-transform</w:t>
+      </w:r>
+      <w:proofErr w:type="gramEnd"/>
+      <w:r>
+        <w:t>: uppercase;</w:t>
+      </w:r>
+    </w:p>
+    <w:p>
+      <w:r>
+        <w:t xml:space="preserve">            </w:t>
+      </w:r>
+      <w:proofErr w:type="gramStart"/>
+      <w:r>
+        <w:t>color</w:t>
+      </w:r>
+      <w:proofErr w:type="gramEnd"/>
+      <w:r>
+        <w:t>: #ccc;</w:t>
+      </w:r>
+    </w:p>
+    <w:p>
+      <w:r>
+        <w:t xml:space="preserve">            </w:t>
+      </w:r>
+      <w:proofErr w:type="gramStart"/>
+      <w:r>
+        <w:t>margin-bottom</w:t>
+      </w:r>
+      <w:proofErr w:type="gramEnd"/>
+      <w:r>
+        <w:t>: 8px;</w:t>
+      </w:r>
+    </w:p>
+    <w:p>
+      <w:r>
+        <w:t xml:space="preserve">            </w:t>
+      </w:r>
+      <w:proofErr w:type="gramStart"/>
+      <w:r>
+        <w:t>letter-spacing</w:t>
+      </w:r>
+      <w:proofErr w:type="gramEnd"/>
+      <w:r>
+        <w:t>: 1px;</w:t>
+      </w:r>
+    </w:p>
+    <w:p>
+      <w:r>
+        <w:t xml:space="preserve">        }</w:t>
+      </w:r>
+    </w:p>
+    <w:p/>
+    <w:p>
+      <w:r>
+        <w:t xml:space="preserve">        .product-details h4 {</w:t>
+      </w:r>
+    </w:p>
+    <w:p>
+      <w:r>
+        <w:t xml:space="preserve">            </w:t>
+      </w:r>
+      <w:proofErr w:type="gramStart"/>
+      <w:r>
+        <w:t>font-weight</w:t>
+      </w:r>
+      <w:proofErr w:type="gramEnd"/>
+      <w:r>
+        <w:t>: 600;</w:t>
+      </w:r>
+    </w:p>
+    <w:p>
+      <w:r>
+        <w:t xml:space="preserve">            </w:t>
+      </w:r>
+      <w:proofErr w:type="gramStart"/>
+      <w:r>
+        <w:t>font-size</w:t>
+      </w:r>
+      <w:proofErr w:type="gramEnd"/>
+      <w:r>
+        <w:t>: 18px;</w:t>
+      </w:r>
+    </w:p>
+    <w:p>
+      <w:r>
+        <w:t xml:space="preserve">            </w:t>
+      </w:r>
+      <w:proofErr w:type="gramStart"/>
+      <w:r>
+        <w:t>color</w:t>
+      </w:r>
+      <w:proofErr w:type="gramEnd"/>
+      <w:r>
+        <w:t>: #2f3542;</w:t>
+      </w:r>
+    </w:p>
+    <w:p>
+      <w:r>
+        <w:t xml:space="preserve">            </w:t>
+      </w:r>
+      <w:proofErr w:type="gramStart"/>
+      <w:r>
+        <w:t>margin-bottom</w:t>
+      </w:r>
+      <w:proofErr w:type="gramEnd"/>
+      <w:r>
+        <w:t>: 10px;</w:t>
+      </w:r>
+    </w:p>
+    <w:p>
+      <w:r>
+        <w:t xml:space="preserve">            </w:t>
+      </w:r>
+      <w:proofErr w:type="gramStart"/>
+      <w:r>
+        <w:t>line-height</w:t>
+      </w:r>
+      <w:proofErr w:type="gramEnd"/>
+      <w:r>
+        <w:t>: 1.4;</w:t>
+      </w:r>
+    </w:p>
+    <w:p>
+      <w:r>
+        <w:t xml:space="preserve">        }</w:t>
+      </w:r>
+    </w:p>
+    <w:p/>
+    <w:p>
+      <w:r>
+        <w:t xml:space="preserve">        .product-details p {</w:t>
+      </w:r>
+    </w:p>
+    <w:p>
+      <w:r>
+        <w:t xml:space="preserve">            </w:t>
+      </w:r>
+      <w:proofErr w:type="gramStart"/>
+      <w:r>
+        <w:t>font-size</w:t>
+      </w:r>
+      <w:proofErr w:type="gramEnd"/>
+      <w:r>
+        <w:t>: 14px;</w:t>
+      </w:r>
+    </w:p>
+    <w:p>
+      <w:r>
+        <w:t xml:space="preserve">            </w:t>
+      </w:r>
+      <w:proofErr w:type="gramStart"/>
+      <w:r>
+        <w:t>color</w:t>
+      </w:r>
+      <w:proofErr w:type="gramEnd"/>
+      <w:r>
+        <w:t>: #747d8c;</w:t>
+      </w:r>
+    </w:p>
+    <w:p>
+      <w:r>
+        <w:t xml:space="preserve">            </w:t>
+      </w:r>
+      <w:proofErr w:type="gramStart"/>
+      <w:r>
+        <w:t>line-height</w:t>
+      </w:r>
+      <w:proofErr w:type="gramEnd"/>
+      <w:r>
+        <w:t>: 1.5;</w:t>
+      </w:r>
+    </w:p>
+    <w:p>
+      <w:r>
+        <w:t xml:space="preserve">            </w:t>
+      </w:r>
+      <w:proofErr w:type="gramStart"/>
+      <w:r>
+        <w:t>margin-bottom</w:t>
+      </w:r>
+      <w:proofErr w:type="gramEnd"/>
+      <w:r>
+        <w:t>: 20px;</w:t>
+      </w:r>
+    </w:p>
+    <w:p>
+      <w:r>
+        <w:t xml:space="preserve">            </w:t>
+      </w:r>
+      <w:proofErr w:type="gramStart"/>
+      <w:r>
+        <w:t>height</w:t>
+      </w:r>
+      <w:proofErr w:type="gramEnd"/>
+      <w:r>
+        <w:t>: 42px; /* Giới hạn dòng để tránh lệch layout */</w:t>
+      </w:r>
+    </w:p>
+    <w:p>
+      <w:r>
+        <w:t xml:space="preserve">            </w:t>
+      </w:r>
+      <w:proofErr w:type="gramStart"/>
+      <w:r>
+        <w:t>display</w:t>
+      </w:r>
+      <w:proofErr w:type="gramEnd"/>
+      <w:r>
+        <w:t>: -webkit-box;</w:t>
+      </w:r>
+    </w:p>
+    <w:p>
+      <w:r>
+        <w:t xml:space="preserve">            -webkit-line-clamp: 2;</w:t>
+      </w:r>
+    </w:p>
+    <w:p>
+      <w:r>
+        <w:t xml:space="preserve">            -</w:t>
+      </w:r>
+      <w:proofErr w:type="gramStart"/>
+      <w:r>
+        <w:t>webkit-</w:t>
+      </w:r>
+      <w:proofErr w:type="gramEnd"/>
+      <w:r>
+        <w:t>box-orient: vertical;</w:t>
+      </w:r>
+    </w:p>
+    <w:p>
+      <w:r>
+        <w:t xml:space="preserve">            </w:t>
+      </w:r>
+      <w:proofErr w:type="gramStart"/>
+      <w:r>
+        <w:t>overflow</w:t>
+      </w:r>
+      <w:proofErr w:type="gramEnd"/>
+      <w:r>
+        <w:t>: hidden;</w:t>
+      </w:r>
+    </w:p>
+    <w:p>
+      <w:r>
+        <w:t xml:space="preserve">        }</w:t>
+      </w:r>
+    </w:p>
+    <w:p/>
+    <w:p>
+      <w:r>
+        <w:t xml:space="preserve">        /* --- 5. GIÁ &amp; NÚT BẤM --- */</w:t>
+      </w:r>
+    </w:p>
+    <w:p>
+      <w:r>
+        <w:t xml:space="preserve">        .product-bottom-details {</w:t>
+      </w:r>
+    </w:p>
+    <w:p>
+      <w:r>
+        <w:lastRenderedPageBreak/>
+        <w:t xml:space="preserve">            </w:t>
+      </w:r>
+      <w:proofErr w:type="gramStart"/>
+      <w:r>
+        <w:t>display</w:t>
+      </w:r>
+      <w:proofErr w:type="gramEnd"/>
+      <w:r>
+        <w:t>: flex;</w:t>
+      </w:r>
+    </w:p>
+    <w:p>
+      <w:r>
+        <w:t xml:space="preserve">            </w:t>
+      </w:r>
+      <w:proofErr w:type="gramStart"/>
+      <w:r>
+        <w:t>justify-content</w:t>
+      </w:r>
+      <w:proofErr w:type="gramEnd"/>
+      <w:r>
+        <w:t>: space-between;</w:t>
+      </w:r>
+    </w:p>
+    <w:p>
+      <w:r>
+        <w:t xml:space="preserve">            </w:t>
+      </w:r>
+      <w:proofErr w:type="gramStart"/>
+      <w:r>
+        <w:t>align-items</w:t>
+      </w:r>
+      <w:proofErr w:type="gramEnd"/>
+      <w:r>
+        <w:t>: center;</w:t>
+      </w:r>
+    </w:p>
+    <w:p>
+      <w:r>
+        <w:t xml:space="preserve">            </w:t>
+      </w:r>
+      <w:proofErr w:type="gramStart"/>
+      <w:r>
+        <w:t>border-top</w:t>
+      </w:r>
+      <w:proofErr w:type="gramEnd"/>
+      <w:r>
+        <w:t>: 1px solid #f1f2f6;</w:t>
+      </w:r>
+    </w:p>
+    <w:p>
+      <w:r>
+        <w:t xml:space="preserve">            </w:t>
+      </w:r>
+      <w:proofErr w:type="gramStart"/>
+      <w:r>
+        <w:t>padding-top</w:t>
+      </w:r>
+      <w:proofErr w:type="gramEnd"/>
+      <w:r>
+        <w:t>: 15px;</w:t>
+      </w:r>
+    </w:p>
+    <w:p>
+      <w:r>
+        <w:t xml:space="preserve">        }</w:t>
+      </w:r>
+    </w:p>
+    <w:p/>
+    <w:p>
+      <w:r>
+        <w:t xml:space="preserve">        .product-price {</w:t>
+      </w:r>
+    </w:p>
+    <w:p>
+      <w:r>
+        <w:t xml:space="preserve">            </w:t>
+      </w:r>
+      <w:proofErr w:type="gramStart"/>
+      <w:r>
+        <w:t>font-size</w:t>
+      </w:r>
+      <w:proofErr w:type="gramEnd"/>
+      <w:r>
+        <w:t>: 20px;</w:t>
+      </w:r>
+    </w:p>
+    <w:p>
+      <w:r>
+        <w:t xml:space="preserve">            </w:t>
+      </w:r>
+      <w:proofErr w:type="gramStart"/>
+      <w:r>
+        <w:t>color</w:t>
+      </w:r>
+      <w:proofErr w:type="gramEnd"/>
+      <w:r>
+        <w:t>: #ff4757;</w:t>
+      </w:r>
+    </w:p>
+    <w:p>
+      <w:r>
+        <w:t xml:space="preserve">            </w:t>
+      </w:r>
+      <w:proofErr w:type="gramStart"/>
+      <w:r>
+        <w:t>font-weight</w:t>
+      </w:r>
+      <w:proofErr w:type="gramEnd"/>
+      <w:r>
+        <w:t>: 700;</w:t>
+      </w:r>
+    </w:p>
+    <w:p>
+      <w:r>
+        <w:t xml:space="preserve">        }</w:t>
+      </w:r>
+    </w:p>
+    <w:p/>
+    <w:p>
+      <w:r>
+        <w:t xml:space="preserve">        .product-price small {</w:t>
+      </w:r>
+    </w:p>
+    <w:p>
+      <w:r>
+        <w:t xml:space="preserve">            </w:t>
+      </w:r>
+      <w:proofErr w:type="gramStart"/>
+      <w:r>
+        <w:t>font-size</w:t>
+      </w:r>
+      <w:proofErr w:type="gramEnd"/>
+      <w:r>
+        <w:t>: 13px;</w:t>
+      </w:r>
+    </w:p>
+    <w:p>
+      <w:r>
+        <w:t xml:space="preserve">            </w:t>
+      </w:r>
+      <w:proofErr w:type="gramStart"/>
+      <w:r>
+        <w:t>font-weight</w:t>
+      </w:r>
+      <w:proofErr w:type="gramEnd"/>
+      <w:r>
+        <w:t>: 400;</w:t>
+      </w:r>
+    </w:p>
+    <w:p>
+      <w:r>
+        <w:t xml:space="preserve">            </w:t>
+      </w:r>
+      <w:proofErr w:type="gramStart"/>
+      <w:r>
+        <w:t>text-decoration</w:t>
+      </w:r>
+      <w:proofErr w:type="gramEnd"/>
+      <w:r>
+        <w:t>: line-through;</w:t>
+      </w:r>
+    </w:p>
+    <w:p>
+      <w:r>
+        <w:t xml:space="preserve">            </w:t>
+      </w:r>
+      <w:proofErr w:type="gramStart"/>
+      <w:r>
+        <w:t>color</w:t>
+      </w:r>
+      <w:proofErr w:type="gramEnd"/>
+      <w:r>
+        <w:t>: #a4b0be;</w:t>
+      </w:r>
+    </w:p>
+    <w:p>
+      <w:r>
+        <w:t xml:space="preserve">            </w:t>
+      </w:r>
+      <w:proofErr w:type="gramStart"/>
+      <w:r>
+        <w:t>margin-right</w:t>
+      </w:r>
+      <w:proofErr w:type="gramEnd"/>
+      <w:r>
+        <w:t>: 8px;</w:t>
+      </w:r>
+    </w:p>
+    <w:p>
+      <w:r>
+        <w:t xml:space="preserve">        }</w:t>
+      </w:r>
+    </w:p>
+    <w:p/>
+    <w:p>
+      <w:r>
+        <w:t xml:space="preserve">        .btn-buy {</w:t>
       </w:r>
     </w:p>
     <w:p>
@@ -244,20 +1331,46 @@
       </w:r>
       <w:proofErr w:type="gramEnd"/>
       <w:r>
-        <w:t>: #ffffff;</w:t>
-      </w:r>
-    </w:p>
-    <w:p>
-      <w:r>
-        <w:t xml:space="preserve">            </w:t>
-      </w:r>
-      <w:proofErr w:type="gramStart"/>
-      <w:r>
-        <w:t>max-width</w:t>
-      </w:r>
-      <w:proofErr w:type="gramEnd"/>
-      <w:r>
-        <w:t>: 600px;</w:t>
+        <w:t>: #2f3542;</w:t>
+      </w:r>
+    </w:p>
+    <w:p>
+      <w:r>
+        <w:t xml:space="preserve">            </w:t>
+      </w:r>
+      <w:proofErr w:type="gramStart"/>
+      <w:r>
+        <w:t>color</w:t>
+      </w:r>
+      <w:proofErr w:type="gramEnd"/>
+      <w:r>
+        <w:t>: #fff;</w:t>
+      </w:r>
+    </w:p>
+    <w:p>
+      <w:r>
+        <w:t xml:space="preserve">            </w:t>
+      </w:r>
+      <w:proofErr w:type="gramStart"/>
+      <w:r>
+        <w:t>padding</w:t>
+      </w:r>
+      <w:proofErr w:type="gramEnd"/>
+      <w:r>
+        <w:t>: 10px 18px;</w:t>
+      </w:r>
+    </w:p>
+    <w:p>
+      <w:r>
+        <w:t xml:space="preserve">            </w:t>
+      </w:r>
+      <w:proofErr w:type="gramStart"/>
+      <w:r>
+        <w:t>border</w:t>
+      </w:r>
+      <w:proofErr w:type="gramEnd"/>
+      <w:r>
+        <w:t>: none;</w:t>
       </w:r>
     </w:p>
     <w:p>
@@ -270,33 +1383,60 @@
       </w:r>
       <w:proofErr w:type="gramEnd"/>
       <w:r>
-        <w:t>: 12px;</w:t>
-      </w:r>
-    </w:p>
-    <w:p>
-      <w:r>
-        <w:t xml:space="preserve">            </w:t>
-      </w:r>
-      <w:proofErr w:type="gramStart"/>
-      <w:r>
-        <w:t>overflow</w:t>
-      </w:r>
-      <w:proofErr w:type="gramEnd"/>
-      <w:r>
-        <w:t>: hidden;</w:t>
-      </w:r>
-    </w:p>
-    <w:p>
-      <w:r>
-        <w:t xml:space="preserve">            </w:t>
-      </w:r>
-      <w:proofErr w:type="gramStart"/>
-      <w:r>
-        <w:t>box-shadow</w:t>
-      </w:r>
-      <w:proofErr w:type="gramEnd"/>
-      <w:r>
-        <w:t>: 0 4px 6px rgba(0,0,0,0.05);</w:t>
+        <w:t>: 8px;</w:t>
+      </w:r>
+    </w:p>
+    <w:p>
+      <w:r>
+        <w:t xml:space="preserve">            </w:t>
+      </w:r>
+      <w:proofErr w:type="gramStart"/>
+      <w:r>
+        <w:t>font-size</w:t>
+      </w:r>
+      <w:proofErr w:type="gramEnd"/>
+      <w:r>
+        <w:t>: 13px;</w:t>
+      </w:r>
+    </w:p>
+    <w:p>
+      <w:r>
+        <w:t xml:space="preserve">            </w:t>
+      </w:r>
+      <w:proofErr w:type="gramStart"/>
+      <w:r>
+        <w:t>font-weight</w:t>
+      </w:r>
+      <w:proofErr w:type="gramEnd"/>
+      <w:r>
+        <w:t>: 600;</w:t>
+      </w:r>
+    </w:p>
+    <w:p>
+      <w:r>
+        <w:lastRenderedPageBreak/>
+        <w:t xml:space="preserve">            </w:t>
+      </w:r>
+      <w:proofErr w:type="gramStart"/>
+      <w:r>
+        <w:t>cursor</w:t>
+      </w:r>
+      <w:proofErr w:type="gramEnd"/>
+      <w:r>
+        <w:t>: pointer;</w:t>
+      </w:r>
+    </w:p>
+    <w:p>
+      <w:r>
+        <w:t xml:space="preserve">            </w:t>
+      </w:r>
+      <w:proofErr w:type="gramStart"/>
+      <w:r>
+        <w:t>transition</w:t>
+      </w:r>
+      <w:proofErr w:type="gramEnd"/>
+      <w:r>
+        <w:t>: background 0.2s ease;</w:t>
       </w:r>
     </w:p>
     <w:p>
@@ -307,59 +1447,28 @@
     <w:p/>
     <w:p>
       <w:r>
-        <w:t xml:space="preserve">        .entry-thumbnail img {</w:t>
-      </w:r>
-    </w:p>
-    <w:p>
-      <w:r>
-        <w:t xml:space="preserve">            </w:t>
-      </w:r>
-      <w:proofErr w:type="gramStart"/>
-      <w:r>
-        <w:t>width</w:t>
-      </w:r>
-      <w:proofErr w:type="gramEnd"/>
-      <w:r>
-        <w:t>: 100%;</w:t>
-      </w:r>
-    </w:p>
-    <w:p>
-      <w:r>
-        <w:t xml:space="preserve">            </w:t>
-      </w:r>
-      <w:proofErr w:type="gramStart"/>
-      <w:r>
-        <w:t>height</w:t>
-      </w:r>
-      <w:proofErr w:type="gramEnd"/>
-      <w:r>
-        <w:t>: 300px;</w:t>
-      </w:r>
-    </w:p>
-    <w:p>
-      <w:r>
-        <w:t xml:space="preserve">            </w:t>
-      </w:r>
-      <w:proofErr w:type="gramStart"/>
-      <w:r>
-        <w:t>object-fit</w:t>
-      </w:r>
-      <w:proofErr w:type="gramEnd"/>
-      <w:r>
-        <w:t>: cover;</w:t>
-      </w:r>
-    </w:p>
-    <w:p>
-      <w:r>
-        <w:t xml:space="preserve">            </w:t>
-      </w:r>
-      <w:proofErr w:type="gramStart"/>
-      <w:r>
-        <w:t>display</w:t>
-      </w:r>
-      <w:proofErr w:type="gramEnd"/>
-      <w:r>
-        <w:t>: block;</w:t>
+        <w:t xml:space="preserve">        .btn-buy</w:t>
+      </w:r>
+      <w:proofErr w:type="gramStart"/>
+      <w:r>
+        <w:t>:hover</w:t>
+      </w:r>
+      <w:proofErr w:type="gramEnd"/>
+      <w:r>
+        <w:t xml:space="preserve"> {</w:t>
+      </w:r>
+    </w:p>
+    <w:p>
+      <w:r>
+        <w:t xml:space="preserve">            </w:t>
+      </w:r>
+      <w:proofErr w:type="gramStart"/>
+      <w:r>
+        <w:t>background</w:t>
+      </w:r>
+      <w:proofErr w:type="gramEnd"/>
+      <w:r>
+        <w:t>: #ff4757;</w:t>
       </w:r>
     </w:p>
     <w:p>
@@ -367,583 +1476,138 @@
         <w:t xml:space="preserve">        }</w:t>
       </w:r>
     </w:p>
+    <w:p>
+      <w:r>
+        <w:t xml:space="preserve">    &lt;/style&gt;</w:t>
+      </w:r>
+    </w:p>
+    <w:p>
+      <w:r>
+        <w:t>&lt;/head&gt;</w:t>
+      </w:r>
+    </w:p>
+    <w:p>
+      <w:r>
+        <w:t>&lt;</w:t>
+      </w:r>
+      <w:proofErr w:type="gramStart"/>
+      <w:r>
+        <w:t>body</w:t>
+      </w:r>
+      <w:proofErr w:type="gramEnd"/>
+      <w:r>
+        <w:t>&gt;</w:t>
+      </w:r>
+    </w:p>
     <w:p/>
     <w:p>
       <w:r>
-        <w:t xml:space="preserve">        .entry-body {</w:t>
-      </w:r>
-    </w:p>
-    <w:p>
-      <w:r>
-        <w:t xml:space="preserve">            </w:t>
-      </w:r>
-      <w:proofErr w:type="gramStart"/>
-      <w:r>
-        <w:t>padding</w:t>
-      </w:r>
-      <w:proofErr w:type="gramEnd"/>
-      <w:r>
-        <w:t>: 25px;</w:t>
-      </w:r>
-    </w:p>
-    <w:p>
-      <w:r>
-        <w:t xml:space="preserve">        }</w:t>
+        <w:t xml:space="preserve">    &lt;div class="product-card"&gt;</w:t>
+      </w:r>
+    </w:p>
+    <w:p>
+      <w:r>
+        <w:t xml:space="preserve">        &lt;div class="badge"&gt;-</w:t>
+      </w:r>
+      <w:proofErr w:type="gramStart"/>
+      <w:r>
+        <w:t>25%</w:t>
+      </w:r>
+      <w:proofErr w:type="gramEnd"/>
+      <w:r>
+        <w:t>&lt;/div&gt;</w:t>
+      </w:r>
+    </w:p>
+    <w:p>
+      <w:r>
+        <w:t xml:space="preserve">        &lt;div class="product-tumb"&gt;</w:t>
+      </w:r>
+    </w:p>
+    <w:p>
+      <w:r>
+        <w:t xml:space="preserve">            &lt;img src="https://images.unsplash.com/photo-1505740420928-5e560c06d30e?q=80&amp;w=500&amp;auto=format&amp;fit=crop" alt="Tai nghe thông minh"&gt;</w:t>
+      </w:r>
+    </w:p>
+    <w:p>
+      <w:r>
+        <w:t xml:space="preserve">        &lt;/div&gt;</w:t>
+      </w:r>
+    </w:p>
+    <w:p>
+      <w:r>
+        <w:t xml:space="preserve">        &lt;div class="product-details"&gt;</w:t>
+      </w:r>
+    </w:p>
+    <w:p>
+      <w:r>
+        <w:t xml:space="preserve">            &lt;span class="product-catagory"&gt;Phụ kiện công nghệ&lt;/span&gt;</w:t>
+      </w:r>
+    </w:p>
+    <w:p>
+      <w:r>
+        <w:t xml:space="preserve">            &lt;h4&gt;Tai Nghe Bluetooth Pro X&lt;/h4&gt;</w:t>
+      </w:r>
+    </w:p>
+    <w:p>
+      <w:r>
+        <w:t xml:space="preserve">            &lt;p&gt;Trải nghiệm âm thanh vòm đỉnh cao với công nghệ chống ồn chủ động ANC tiên tiến nhất</w:t>
+      </w:r>
+      <w:proofErr w:type="gramStart"/>
+      <w:r>
+        <w:t>.&lt;</w:t>
+      </w:r>
+      <w:proofErr w:type="gramEnd"/>
+      <w:r>
+        <w:t>/p&gt;</w:t>
+      </w:r>
+    </w:p>
+    <w:p>
+      <w:r>
+        <w:t xml:space="preserve">            &lt;div class="product-bottom-details"&gt;</w:t>
+      </w:r>
+    </w:p>
+    <w:p>
+      <w:r>
+        <w:t xml:space="preserve">                &lt;</w:t>
+      </w:r>
+      <w:proofErr w:type="gramStart"/>
+      <w:r>
+        <w:t>div</w:t>
+      </w:r>
+      <w:proofErr w:type="gramEnd"/>
+      <w:r>
+        <w:t xml:space="preserve"> class="product-price"&gt;&lt;small&gt;2.490.000đ&lt;/small&gt;1.890.000đ&lt;/div&gt;</w:t>
+      </w:r>
+    </w:p>
+    <w:p>
+      <w:r>
+        <w:t xml:space="preserve">                &lt;button class="btn-buy"&gt;Mua ngay&lt;/button&gt;</w:t>
+      </w:r>
+    </w:p>
+    <w:p>
+      <w:r>
+        <w:t xml:space="preserve">            &lt;/div&gt;</w:t>
+      </w:r>
+    </w:p>
+    <w:p>
+      <w:r>
+        <w:t xml:space="preserve">        &lt;/div&gt;</w:t>
+      </w:r>
+    </w:p>
+    <w:p>
+      <w:r>
+        <w:t xml:space="preserve">    &lt;/div&gt;</w:t>
       </w:r>
     </w:p>
     <w:p/>
     <w:p>
       <w:r>
-        <w:t xml:space="preserve">        .entry-meta {</w:t>
-      </w:r>
-    </w:p>
-    <w:p>
-      <w:r>
-        <w:t xml:space="preserve">            </w:t>
-      </w:r>
-      <w:proofErr w:type="gramStart"/>
-      <w:r>
-        <w:t>font-size</w:t>
-      </w:r>
-      <w:proofErr w:type="gramEnd"/>
-      <w:r>
-        <w:t>: 13px;</w:t>
-      </w:r>
-    </w:p>
-    <w:p>
-      <w:r>
-        <w:t xml:space="preserve">            </w:t>
-      </w:r>
-      <w:proofErr w:type="gramStart"/>
-      <w:r>
-        <w:t>color</w:t>
-      </w:r>
-      <w:proofErr w:type="gramEnd"/>
-      <w:r>
-        <w:t>: #718096;</w:t>
-      </w:r>
-    </w:p>
-    <w:p>
-      <w:r>
-        <w:t xml:space="preserve">            </w:t>
-      </w:r>
-      <w:proofErr w:type="gramStart"/>
-      <w:r>
-        <w:t>margin-bottom</w:t>
-      </w:r>
-      <w:proofErr w:type="gramEnd"/>
-      <w:r>
-        <w:t>: 12px;</w:t>
-      </w:r>
-    </w:p>
-    <w:p>
-      <w:r>
-        <w:t xml:space="preserve">        }</w:t>
-      </w:r>
-    </w:p>
-    <w:p/>
-    <w:p>
-      <w:r>
-        <w:t xml:space="preserve">        .entry-meta span {</w:t>
-      </w:r>
-    </w:p>
-    <w:p>
-      <w:r>
-        <w:t xml:space="preserve">            </w:t>
-      </w:r>
-      <w:proofErr w:type="gramStart"/>
-      <w:r>
-        <w:t>margin-right</w:t>
-      </w:r>
-      <w:proofErr w:type="gramEnd"/>
-      <w:r>
-        <w:t>: 15px;</w:t>
-      </w:r>
-    </w:p>
-    <w:p>
-      <w:r>
-        <w:t xml:space="preserve">        }</w:t>
-      </w:r>
-    </w:p>
-    <w:p/>
-    <w:p>
-      <w:r>
-        <w:t xml:space="preserve">        .entry-title {</w:t>
-      </w:r>
-    </w:p>
-    <w:p>
-      <w:r>
-        <w:t xml:space="preserve">            </w:t>
-      </w:r>
-      <w:proofErr w:type="gramStart"/>
-      <w:r>
-        <w:t>font-size</w:t>
-      </w:r>
-      <w:proofErr w:type="gramEnd"/>
-      <w:r>
-        <w:t>: 24px;</w:t>
-      </w:r>
-    </w:p>
-    <w:p>
-      <w:r>
-        <w:t xml:space="preserve">            </w:t>
-      </w:r>
-      <w:proofErr w:type="gramStart"/>
-      <w:r>
-        <w:t>color</w:t>
-      </w:r>
-      <w:proofErr w:type="gramEnd"/>
-      <w:r>
-        <w:t>: #1a202c;</w:t>
-      </w:r>
-    </w:p>
-    <w:p>
-      <w:r>
-        <w:t xml:space="preserve">            </w:t>
-      </w:r>
-      <w:proofErr w:type="gramStart"/>
-      <w:r>
-        <w:t>margin-bottom</w:t>
-      </w:r>
-      <w:proofErr w:type="gramEnd"/>
-      <w:r>
-        <w:t>: 15px;</w:t>
-      </w:r>
-    </w:p>
-    <w:p>
-      <w:r>
-        <w:t xml:space="preserve">            </w:t>
-      </w:r>
-      <w:proofErr w:type="gramStart"/>
-      <w:r>
-        <w:t>line-height</w:t>
-      </w:r>
-      <w:proofErr w:type="gramEnd"/>
-      <w:r>
-        <w:t>: 1.3;</w:t>
-      </w:r>
-    </w:p>
-    <w:p>
-      <w:r>
-        <w:t xml:space="preserve">        }</w:t>
-      </w:r>
-    </w:p>
-    <w:p/>
-    <w:p>
-      <w:r>
         <w:lastRenderedPageBreak/>
-        <w:t xml:space="preserve">        .entry-title a {</w:t>
-      </w:r>
-    </w:p>
-    <w:p>
-      <w:r>
-        <w:t xml:space="preserve">            </w:t>
-      </w:r>
-      <w:proofErr w:type="gramStart"/>
-      <w:r>
-        <w:t>color</w:t>
-      </w:r>
-      <w:proofErr w:type="gramEnd"/>
-      <w:r>
-        <w:t>: inherit;</w:t>
-      </w:r>
-    </w:p>
-    <w:p>
-      <w:r>
-        <w:t xml:space="preserve">            </w:t>
-      </w:r>
-      <w:proofErr w:type="gramStart"/>
-      <w:r>
-        <w:t>text-decoration</w:t>
-      </w:r>
-      <w:proofErr w:type="gramEnd"/>
-      <w:r>
-        <w:t>: none;</w:t>
-      </w:r>
-    </w:p>
-    <w:p>
-      <w:r>
-        <w:t xml:space="preserve">            </w:t>
-      </w:r>
-      <w:proofErr w:type="gramStart"/>
-      <w:r>
-        <w:t>transition</w:t>
-      </w:r>
-      <w:proofErr w:type="gramEnd"/>
-      <w:r>
-        <w:t>: color 0.2s;</w:t>
-      </w:r>
-    </w:p>
-    <w:p>
-      <w:r>
-        <w:t xml:space="preserve">        }</w:t>
-      </w:r>
-    </w:p>
-    <w:p/>
-    <w:p>
-      <w:r>
-        <w:t xml:space="preserve">        .entry-title a</w:t>
-      </w:r>
-      <w:proofErr w:type="gramStart"/>
-      <w:r>
-        <w:t>:hover</w:t>
-      </w:r>
-      <w:proofErr w:type="gramEnd"/>
-      <w:r>
-        <w:t xml:space="preserve"> {</w:t>
-      </w:r>
-    </w:p>
-    <w:p>
-      <w:r>
-        <w:t xml:space="preserve">            </w:t>
-      </w:r>
-      <w:proofErr w:type="gramStart"/>
-      <w:r>
-        <w:t>color</w:t>
-      </w:r>
-      <w:proofErr w:type="gramEnd"/>
-      <w:r>
-        <w:t>: #3182ce;</w:t>
-      </w:r>
-    </w:p>
-    <w:p>
-      <w:r>
-        <w:t xml:space="preserve">        }</w:t>
-      </w:r>
-    </w:p>
-    <w:p/>
-    <w:p>
-      <w:r>
-        <w:t xml:space="preserve">        .entry-summary {</w:t>
-      </w:r>
-    </w:p>
-    <w:p>
-      <w:r>
-        <w:t xml:space="preserve">            </w:t>
-      </w:r>
-      <w:proofErr w:type="gramStart"/>
-      <w:r>
-        <w:t>color</w:t>
-      </w:r>
-      <w:proofErr w:type="gramEnd"/>
-      <w:r>
-        <w:t>: #4a5568;</w:t>
-      </w:r>
-    </w:p>
-    <w:p>
-      <w:r>
-        <w:t xml:space="preserve">            </w:t>
-      </w:r>
-      <w:proofErr w:type="gramStart"/>
-      <w:r>
-        <w:t>font-size</w:t>
-      </w:r>
-      <w:proofErr w:type="gramEnd"/>
-      <w:r>
-        <w:t>: 16px;</w:t>
-      </w:r>
-    </w:p>
-    <w:p>
-      <w:r>
-        <w:t xml:space="preserve">            </w:t>
-      </w:r>
-      <w:proofErr w:type="gramStart"/>
-      <w:r>
-        <w:t>line-height</w:t>
-      </w:r>
-      <w:proofErr w:type="gramEnd"/>
-      <w:r>
-        <w:t>: 1.6;</w:t>
-      </w:r>
-    </w:p>
-    <w:p>
-      <w:r>
-        <w:t xml:space="preserve">            </w:t>
-      </w:r>
-      <w:proofErr w:type="gramStart"/>
-      <w:r>
-        <w:t>margin-bottom</w:t>
-      </w:r>
-      <w:proofErr w:type="gramEnd"/>
-      <w:r>
-        <w:t>: 20px;</w:t>
-      </w:r>
-    </w:p>
-    <w:p>
-      <w:r>
-        <w:t xml:space="preserve">        }</w:t>
-      </w:r>
-    </w:p>
-    <w:p/>
-    <w:p>
-      <w:r>
-        <w:t xml:space="preserve">        .entry-more-link {</w:t>
-      </w:r>
-    </w:p>
-    <w:p>
-      <w:r>
-        <w:t xml:space="preserve">            </w:t>
-      </w:r>
-      <w:proofErr w:type="gramStart"/>
-      <w:r>
-        <w:t>display</w:t>
-      </w:r>
-      <w:proofErr w:type="gramEnd"/>
-      <w:r>
-        <w:t>: inline-block;</w:t>
-      </w:r>
-    </w:p>
-    <w:p>
-      <w:r>
-        <w:t xml:space="preserve">            </w:t>
-      </w:r>
-      <w:proofErr w:type="gramStart"/>
-      <w:r>
-        <w:t>color</w:t>
-      </w:r>
-      <w:proofErr w:type="gramEnd"/>
-      <w:r>
-        <w:t>: #3182ce;</w:t>
-      </w:r>
-    </w:p>
-    <w:p>
-      <w:r>
-        <w:t xml:space="preserve">            </w:t>
-      </w:r>
-      <w:proofErr w:type="gramStart"/>
-      <w:r>
-        <w:t>text-decoration</w:t>
-      </w:r>
-      <w:proofErr w:type="gramEnd"/>
-      <w:r>
-        <w:t>: none;</w:t>
-      </w:r>
-    </w:p>
-    <w:p>
-      <w:r>
-        <w:t xml:space="preserve">            </w:t>
-      </w:r>
-      <w:proofErr w:type="gramStart"/>
-      <w:r>
-        <w:t>font-weight</w:t>
-      </w:r>
-      <w:proofErr w:type="gramEnd"/>
-      <w:r>
-        <w:t>: bold;</w:t>
-      </w:r>
-    </w:p>
-    <w:p>
-      <w:r>
-        <w:t xml:space="preserve">            </w:t>
-      </w:r>
-      <w:proofErr w:type="gramStart"/>
-      <w:r>
-        <w:t>font-size</w:t>
-      </w:r>
-      <w:proofErr w:type="gramEnd"/>
-      <w:r>
-        <w:t>: 14px;</w:t>
-      </w:r>
-    </w:p>
-    <w:p>
-      <w:r>
-        <w:t xml:space="preserve">        }</w:t>
-      </w:r>
-    </w:p>
-    <w:p/>
-    <w:p>
-      <w:r>
-        <w:t xml:space="preserve">        .entry-more-link</w:t>
-      </w:r>
-      <w:proofErr w:type="gramStart"/>
-      <w:r>
-        <w:t>:hover</w:t>
-      </w:r>
-      <w:proofErr w:type="gramEnd"/>
-      <w:r>
-        <w:t xml:space="preserve"> {</w:t>
-      </w:r>
-    </w:p>
-    <w:p>
-      <w:r>
-        <w:t xml:space="preserve">            </w:t>
-      </w:r>
-      <w:proofErr w:type="gramStart"/>
-      <w:r>
-        <w:t>text-decoration</w:t>
-      </w:r>
-      <w:proofErr w:type="gramEnd"/>
-      <w:r>
-        <w:t>: underline;</w:t>
-      </w:r>
-    </w:p>
-    <w:p>
-      <w:r>
-        <w:t xml:space="preserve">        }</w:t>
-      </w:r>
-    </w:p>
-    <w:p>
-      <w:r>
-        <w:t xml:space="preserve">    &lt;/style&gt;</w:t>
-      </w:r>
-    </w:p>
-    <w:p>
-      <w:r>
-        <w:lastRenderedPageBreak/>
-        <w:t>&lt;/head&gt;</w:t>
-      </w:r>
-    </w:p>
-    <w:p>
-      <w:r>
-        <w:t>&lt;</w:t>
-      </w:r>
-      <w:proofErr w:type="gramStart"/>
-      <w:r>
-        <w:t>body</w:t>
-      </w:r>
-      <w:proofErr w:type="gramEnd"/>
-      <w:r>
-        <w:t>&gt;</w:t>
-      </w:r>
-    </w:p>
-    <w:p/>
-    <w:p>
-      <w:r>
-        <w:t xml:space="preserve">    &lt;article class="blog-entry"&gt;</w:t>
-      </w:r>
-    </w:p>
-    <w:p>
-      <w:r>
-        <w:t xml:space="preserve">        &lt;div class="entry-thumbnail"&gt;</w:t>
-      </w:r>
-    </w:p>
-    <w:p>
-      <w:r>
-        <w:t xml:space="preserve">            &lt;img src="https://images.unsplash.com/photo-1498050108023-c5249f4df085?q=80&amp;w=600" alt="Blog Cover"&gt;</w:t>
-      </w:r>
-    </w:p>
-    <w:p>
-      <w:r>
-        <w:t xml:space="preserve">        &lt;/div&gt;</w:t>
-      </w:r>
-    </w:p>
-    <w:p>
-      <w:r>
-        <w:t xml:space="preserve">        </w:t>
-      </w:r>
-    </w:p>
-    <w:p>
-      <w:r>
-        <w:t xml:space="preserve">        &lt;div class="entry-body"&gt;</w:t>
-      </w:r>
-    </w:p>
-    <w:p>
-      <w:r>
-        <w:t xml:space="preserve">            &lt;div class="entry-meta"&gt;</w:t>
-      </w:r>
-    </w:p>
-    <w:p>
-      <w:r>
-        <w:t xml:space="preserve">                &lt;span class="entry-date"&gt;</w:t>
-      </w:r>
-      <w:r>
-        <w:rPr>
-          <w:rFonts w:ascii="Segoe UI Symbol" w:hAnsi="Segoe UI Symbol" w:cs="Segoe UI Symbol"/>
-        </w:rPr>
-        <w:t>📅</w:t>
-      </w:r>
-      <w:r>
-        <w:t xml:space="preserve"> 25 Tháng 6, 2026&lt;/span&gt;</w:t>
-      </w:r>
-    </w:p>
-    <w:p>
-      <w:r>
-        <w:t xml:space="preserve">                &lt;span class="entry-author"&gt;</w:t>
-      </w:r>
-      <w:r>
-        <w:rPr>
-          <w:rFonts w:ascii="Segoe UI Symbol" w:hAnsi="Segoe UI Symbol" w:cs="Segoe UI Symbol"/>
-        </w:rPr>
-        <w:t>✍</w:t>
-      </w:r>
-      <w:r>
-        <w:t>️ Bởi Tác Giả&lt;/span&gt;</w:t>
-      </w:r>
-    </w:p>
-    <w:p>
-      <w:r>
-        <w:t xml:space="preserve">            &lt;/div&gt;</w:t>
-      </w:r>
-    </w:p>
-    <w:p>
-      <w:r>
-        <w:t xml:space="preserve">            </w:t>
-      </w:r>
-    </w:p>
-    <w:p>
-      <w:r>
-        <w:t xml:space="preserve">            &lt;h2 class="entry-title"&gt;</w:t>
-      </w:r>
-    </w:p>
-    <w:p>
-      <w:r>
-        <w:t xml:space="preserve">                &lt;a href="#"&gt;Hướng dẫn học Lập trình Web từ con số 0&lt;/a&gt;</w:t>
-      </w:r>
-    </w:p>
-    <w:p>
-      <w:r>
-        <w:t xml:space="preserve">            &lt;/h2&gt;</w:t>
-      </w:r>
-    </w:p>
-    <w:p>
-      <w:r>
-        <w:t xml:space="preserve">            </w:t>
-      </w:r>
-    </w:p>
-    <w:p>
-      <w:r>
-        <w:t xml:space="preserve">            &lt;p class="entry-summary"&gt;</w:t>
-      </w:r>
-    </w:p>
-    <w:p>
-      <w:r>
-        <w:t xml:space="preserve">                Lộ trình chi tiết giúp bạn làm chủ HTML, CSS và JavaScript trong vòng 3 tháng. Phù hợp cho những người mới bắt đầu hoặc muốn chuyển ngành...</w:t>
-      </w:r>
-    </w:p>
-    <w:p>
-      <w:r>
-        <w:t xml:space="preserve">            &lt;/p&gt;</w:t>
-      </w:r>
-    </w:p>
-    <w:p>
-      <w:r>
-        <w:t xml:space="preserve">            </w:t>
-      </w:r>
-    </w:p>
-    <w:p>
-      <w:r>
-        <w:t xml:space="preserve">            &lt;a href="#" class="entry-more-link"&gt;Đọc thêm →&lt;/a&gt;</w:t>
-      </w:r>
-    </w:p>
-    <w:p>
-      <w:r>
-        <w:t xml:space="preserve">        &lt;/div&gt;</w:t>
-      </w:r>
-    </w:p>
-    <w:p>
-      <w:r>
-        <w:t xml:space="preserve">    &lt;/article&gt;</w:t>
-      </w:r>
-    </w:p>
-    <w:p/>
-    <w:p>
-      <w:r>
         <w:t>&lt;/body&gt;</w:t>
       </w:r>
     </w:p>
     <w:p>
       <w:r>
-        <w:lastRenderedPageBreak/>
         <w:t>&lt;/html&gt;</w:t>
       </w:r>
       <w:bookmarkStart w:id="0" w:name="_GoBack"/>
